--- a/test_data/smlouva29_anon.docx
+++ b/test_data/smlouva29_anon.docx
@@ -91,7 +91,7 @@
         <w:spacing w:before="50" w:after="50"/>
       </w:pPr>
       <w:r>
-        <w:t>Pacient [[PERSON_8]] ([[BIRTH_ID_6]], pojištěnec OZP [[INSURANCE_ID_2]], [[ADDRESS_5]], tel.: +420 608 258 369) má diagnostikovanou psoriázu L40.0. [[PERSON_8]] byla předepsána biologická léčba ustekinumabem. Léčba je hrazena ze zdravotního pojištění na základě žádosti o péči o pacienta. Kontaktní osoba: [[PERSON_7]] ([[BIRTH_ID_7]], [[PHONE_3]]).</w:t>
+        <w:t>Pacient [[PERSON_8]] ([[BIRTH_ID_6]], pojištěnec OZP [[INSURANCE_ID_2]], [[ADDRESS_5]], [[PHONE_3]]) má diagnostikovanou psoriázu L40.0. [[PERSON_8]] byla předepsána biologická léčba ustekinumabem. Léčba je hrazena ze zdravotního pojištění na základě žádosti o péči o pacienta. Kontaktní osoba: [[PERSON_7]] ([[BIRTH_ID_7]], [[PHONE_4]]).</w:t>
       </w:r>
     </w:p>
     <w:p>
@@ -133,7 +133,7 @@
         <w:spacing w:before="100" w:after="50"/>
       </w:pPr>
       <w:r>
-        <w:t>Pacientka [[PERSON_15]] ([[BIRTH_ID_12]], číslo pojištěnce VZP: [[INSURANCE_ID_3]], [[ADDRESS_7]], email: [[EMAIL_3]], tel.: +420 721 369 258) má diagnostikovanou epilepsii G40.2. [[PERSON_15]] byl přiznán invalidní důchod II. stupně ve výši 11 400 Kč měsíčně. Léčba zahrnuje karbamazepin a lamotrigin. Ošetřující neurolog MUDr. [[PERSON_14]] (registrace ČLK: 78912) doporučil pravidelné EEG kontroly.</w:t>
+        <w:t>Pacientka [[PERSON_15]] ([[BIRTH_ID_12]], číslo pojištěnce VZP: [[INSURANCE_ID_3]], [[ADDRESS_7]], email: [[EMAIL_3]], [[PHONE_5]]) má diagnostikovanou epilepsii G40.2. [[PERSON_15]] byl přiznán invalidní důchod II. stupně ve výši 11 400 Kč měsíčně. Léčba zahrnuje karbamazepin a lamotrigin. Ošetřující neurolog MUDr. [[PERSON_14]] (registrace ČLK: 78912) doporučil pravidelné EEG kontroly.</w:t>
       </w:r>
     </w:p>
     <w:p>
@@ -141,7 +141,7 @@
         <w:spacing w:before="50" w:after="50"/>
       </w:pPr>
       <w:r>
-        <w:t>Pacient [[PERSON_17]] ([[BIRTH_ID_13]], pojištěnec ZP [[INSURANCE_ID_4]], [[ADDRESS_8]]) trpí Parkinsonovou chorobou G20. [[PERSON_17]] byla zavedena hluboká mozková stimulace (DBS). Příspěvek na péči IV. stupně činí 19 200 Kč měsíčně. Pečovatelkou je dcera [[PERSON_16]] ([[BIRTH_ID_14]], [[PHONE_4]]).</w:t>
+        <w:t>Pacient [[PERSON_17]] ([[BIRTH_ID_13]], pojištěnec ZP [[INSURANCE_ID_4]], [[ADDRESS_8]]) trpí Parkinsonovou chorobou G20. [[PERSON_17]] byla zavedena hluboká mozková stimulace (DBS). Příspěvek na péči IV. stupně činí 19 200 Kč měsíčně. Pečovatelkou je dcera [[PERSON_16]] ([[BIRTH_ID_14]], [[PHONE_6]]).</w:t>
       </w:r>
     </w:p>
     <w:p>
@@ -183,7 +183,7 @@
         <w:spacing w:before="100" w:after="50"/>
       </w:pPr>
       <w:r>
-        <w:t>Žadatelka [[PERSON_27]] ([[BIRTH_ID_20]], [[ADDRESS_12]], [[PHONE_5]]) požádala o příspěvek na bydlení ve výši 6 800 Kč měsíčně. [[PERSON_24]] byl přiznán také příspěvek na živobytí 4 200 Kč. Má 4 nezletilé děti: [[PERSON_26]] ([[BIRTH_ID_21]]), [[PERSON_25]] ([[BIRTH_ID_22]]), [[PERSON_24]] ([[BIRTH_ID_23]]) a [[PERSON_23]] ([[BIRTH_ID_24]]).</w:t>
+        <w:t>Žadatelka [[PERSON_27]] ([[BIRTH_ID_20]], [[ADDRESS_12]], [[PHONE_7]]) požádala o příspěvek na bydlení ve výši 6 800 Kč měsíčně. [[PERSON_24]] byl přiznán také příspěvek na živobytí 4 200 Kč. Má 4 nezletilé děti: [[PERSON_26]] ([[BIRTH_ID_21]]), [[PERSON_25]] ([[BIRTH_ID_22]]), [[PERSON_24]] ([[BIRTH_ID_23]]) a [[PERSON_23]] ([[BIRTH_ID_24]]).</w:t>
       </w:r>
     </w:p>
     <w:p>
@@ -844,7 +844,7 @@
         <w:spacing w:before="30" w:after="30"/>
       </w:pPr>
       <w:r>
-        <w:t>• [[PERSON_32]] ([[BIRTH_ID_29]], [[PHONE_6]]) - matka samoživitelka, 3 děti, příspěvek 15 600 Kč</w:t>
+        <w:t>• [[PERSON_32]] ([[BIRTH_ID_29]], [[PHONE_8]]) - matka samoživitelka, 3 děti, příspěvek 15 600 Kč</w:t>
       </w:r>
     </w:p>
     <w:p>
@@ -892,7 +892,7 @@
         <w:spacing w:before="30" w:after="30"/>
       </w:pPr>
       <w:r>
-        <w:t>• [[PERSON_39]] ([[BIRTH_ID_35]], [[PHONE_7]]) - rozvod, výživné na dceru [[PERSON_38]] ([[BIRTH_ID_36]]) 8 500 Kč</w:t>
+        <w:t>• [[PERSON_39]] ([[BIRTH_ID_35]], [[PHONE_9]]) - rozvod, výživné na dceru [[PERSON_38]] ([[BIRTH_ID_36]]) 8 500 Kč</w:t>
       </w:r>
     </w:p>
     <w:p>
@@ -964,7 +964,7 @@
         <w:spacing w:before="30" w:after="30"/>
       </w:pPr>
       <w:r>
-        <w:t>• [[PERSON_49]] ([[BIRTH_ID_45]], [[PHONE_8]]) - trest 11 let za zpronevěru, VÚ Valdice</w:t>
+        <w:t>• [[PERSON_49]] ([[BIRTH_ID_45]], [[PHONE_10]]) - trest 11 let za zpronevěru, VÚ Valdice</w:t>
       </w:r>
     </w:p>
     <w:p>
@@ -1012,7 +1012,7 @@
         <w:spacing w:before="30" w:after="30"/>
       </w:pPr>
       <w:r>
-        <w:t>• [[PERSON_55]] ([[BIRTH_ID_51]], [[PHONE_9]]) - matka samoživitelka, příspěvek na bydlení 7 200 Kč</w:t>
+        <w:t>• [[PERSON_55]] ([[BIRTH_ID_51]], [[PHONE_11]]) - matka samoživitelka, příspěvek na bydlení 7 200 Kč</w:t>
       </w:r>
     </w:p>
     <w:p>

--- a/test_data/smlouva29_anon.docx
+++ b/test_data/smlouva29_anon.docx
@@ -83,7 +83,7 @@
         <w:spacing w:before="100" w:after="50"/>
       </w:pPr>
       <w:r>
-        <w:t>Pacientka [[PERSON_6]] ([[BIRTH_ID_5]], číslo pojištěnce ZP [[INSURANCE_ID_1]], [[ADDRESS_4]], email: [[EMAIL_2]]) podstoupila operaci melanom (C43.9) na Dermatovenerologické klinice. [[PERSON_6]] byla provedena široká excize s bioptickým vyšetřením. Následuje imunoterapie pembrolizumabem. Ošetřující lékař MUDr. [[PERSON_5]], Ph.D. ([[ICO_2]], registrace ČLK: 67890) doporučil kontroly každé 3 měsíce.</w:t>
+        <w:t>Pacientka [[PERSON_6]] ([[BIRTH_ID_5]], [[BIRTH_ID_6]], [[ADDRESS_4]], email: [[EMAIL_2]]) podstoupila operaci melanom (C43.9) na Dermatovenerologické klinice. [[PERSON_6]] byla provedena široká excize s bioptickým vyšetřením. Následuje imunoterapie pembrolizumabem. Ošetřující lékař MUDr. [[PERSON_5]], Ph.D. ([[ICO_2]], registrace ČLK: 67890) doporučil kontroly každé 3 měsíce.</w:t>
       </w:r>
     </w:p>
     <w:p>
@@ -91,7 +91,7 @@
         <w:spacing w:before="50" w:after="50"/>
       </w:pPr>
       <w:r>
-        <w:t>Pacient [[PERSON_8]] ([[BIRTH_ID_6]], pojištěnec OZP [[INSURANCE_ID_2]], [[ADDRESS_5]], tel.: +420 608 258 369) má diagnostikovanou psoriázu L40.0. [[PERSON_8]] byla předepsána biologická léčba ustekinumabem. Léčba je hrazena ze zdravotního pojištění na základě žádosti o péči o pacienta. Kontaktní osoba: [[PERSON_7]] ([[BIRTH_ID_7]], [[PHONE_3]]).</w:t>
+        <w:t>Pacient [[PERSON_8]] ([[BIRTH_ID_7]], pojištěnec OZP[[PHONE_3]], [[ADDRESS_5]], [[PHONE_4]]) má diagnostikovanou psoriázu L40.0. [[PERSON_8]] byla předepsána biologická léčba ustekinumabem. Léčba je hrazena ze zdravotního pojištění na základě žádosti o péči o pacienta. Kontaktní osoba: [[PERSON_7]] ([[BIRTH_ID_8]], [[PHONE_5]]).</w:t>
       </w:r>
     </w:p>
     <w:p>
@@ -108,7 +108,7 @@
         <w:spacing w:before="100" w:after="50"/>
       </w:pPr>
       <w:r>
-        <w:t>Obviněný [[PERSON_11]] ([[BIRTH_ID_8]], ŘP č. [[ID_CARD_2]], [[ADDRESS_6]]) je stíhán pro trestný čín ublížení na zdraví dle § 146 tr. zákoníku. [[PERSON_11]] byl uložen trest odnětí svobody na 6 let podmíněně odložený na zkušební dobu 8 let. Probační úřednice Mgr. [[PERSON_9]] (PO-2025-6789) dohlíží na plnění podmínek. Poškozeným byl [[PERSON_10]] ([[BIRTH_ID_9]]), kterému bylo přiznáno odškodnění 240 000 Kč.</w:t>
+        <w:t>Obviněný [[PERSON_11]] ([[BIRTH_ID_9]], ŘP č. [[ID_CARD_2]], [[ADDRESS_6]]) je stíhán pro trestný čín ublížení na zdraví dle § 146 tr. zákoníku. [[PERSON_11]] byl uložen trest odnětí svobody na 6 let podmíněně odložený na zkušební dobu 8 let. Probační úřednice Mgr. [[PERSON_9]] (PO-2025-6789) dohlíží na plnění podmínek. Poškozeným byl [[PERSON_10]] ([[BIRTH_ID_10]]), kterému bylo přiznáno odškodnění 240 000 Kč.</w:t>
       </w:r>
     </w:p>
     <w:p>
@@ -116,7 +116,7 @@
         <w:spacing w:before="50" w:after="50"/>
       </w:pPr>
       <w:r>
-        <w:t>Mladistvý pachatel [[PERSON_13]] ([[BIRTH_ID_10]], bytem Hlavní 89, Ústí nad Labem 400 01) byl odsouzen za trestný čin krádeže dle § 205 tr. zákoníku. [[PERSON_12]] byl uložen dohled probačního úředníka a povinnost docházet do SVP Compass. Zákonný zástupce [[PERSON_12]] ([[BIRTH_ID_11]]) souhlasil s resocializačním programem.</w:t>
+        <w:t>Mladistvý pachatel [[PERSON_13]] ([[BIRTH_ID_11]], [[ADDRESS_7]]) byl odsouzen za trestný čin krádeže dle § 205 tr. zákoníku. [[PERSON_12]] byl uložen dohled probačního úředníka a povinnost docházet do SVP Compass. Zákonný zástupce [[PERSON_12]] ([[BIRTH_ID_12]]) souhlasil s resocializačním programem.</w:t>
       </w:r>
     </w:p>
     <w:p>
@@ -133,7 +133,7 @@
         <w:spacing w:before="100" w:after="50"/>
       </w:pPr>
       <w:r>
-        <w:t>Pacientka [[PERSON_15]] ([[BIRTH_ID_12]], číslo pojištěnce VZP: [[INSURANCE_ID_3]], [[ADDRESS_7]], email: [[EMAIL_3]], tel.: +420 721 369 258) má diagnostikovanou epilepsii G40.2. [[PERSON_15]] byl přiznán invalidní důchod II. stupně ve výši 11 400 Kč měsíčně. Léčba zahrnuje karbamazepin a lamotrigin. Ošetřující neurolog MUDr. [[PERSON_14]] (registrace ČLK: 78912) doporučil pravidelné EEG kontroly.</w:t>
+        <w:t>Pacientka [[PERSON_15]] ([[BIRTH_ID_13]], [[BIRTH_ID_14]], [[ADDRESS_8]], email: [[EMAIL_3]], [[PHONE_6]]) má diagnostikovanou epilepsii G40.2. [[PERSON_15]] byl přiznán invalidní důchod II. stupně ve výši 11 400 Kč měsíčně. Léčba zahrnuje karbamazepin a lamotrigin. Ošetřující neurolog MUDr. [[PERSON_14]] (registrace ČLK: 78912) doporučil pravidelné EEG kontroly.</w:t>
       </w:r>
     </w:p>
     <w:p>
@@ -141,7 +141,7 @@
         <w:spacing w:before="50" w:after="50"/>
       </w:pPr>
       <w:r>
-        <w:t>Pacient [[PERSON_17]] ([[BIRTH_ID_13]], pojištěnec ZP [[INSURANCE_ID_4]], [[ADDRESS_8]]) trpí Parkinsonovou chorobou G20. [[PERSON_17]] byla zavedena hluboká mozková stimulace (DBS). Příspěvek na péči IV. stupně činí 19 200 Kč měsíčně. Pečovatelkou je dcera [[PERSON_16]] ([[BIRTH_ID_14]], [[PHONE_4]]).</w:t>
+        <w:t>Pacient [[PERSON_17]] ([[BIRTH_ID_15]], pojištěnec ZP[[PHONE_7]], [[ADDRESS_9]]) trpí Parkinsonovou chorobou G20. [[PERSON_17]] byla zavedena hluboká mozková stimulace (DBS). Příspěvek na péči IV. stupně činí 19 200 Kč měsíčně. Pečovatelkou je dcera [[PERSON_16]] ([[BIRTH_ID_16]], [[PHONE_8]]).</w:t>
       </w:r>
     </w:p>
     <w:p>
@@ -158,7 +158,7 @@
         <w:spacing w:before="100" w:after="50"/>
       </w:pPr>
       <w:r>
-        <w:t>Žalobce [[PERSON_20]] ([[BIRTH_ID_15]], [[ADDRESS_9]], email: [[EMAIL_4]]) podal žalobu na určení otcovství k dítěti [[PERSON_19]] ([[BIRTH_ID_16]]). Matkou dítěte je [[PERSON_18]] ([[BIRTH_ID_17]], [[ADDRESS_10]]). DNA test potvrdil otcovství s pravděpodobností 99,98 %. Tesaři bylo soudem uloženo výživné 7 500 Kč měsíčně.</w:t>
+        <w:t>Žalobce [[PERSON_20]] ([[BIRTH_ID_17]], [[ADDRESS_10]], email: [[EMAIL_4]]) podal žalobu na určení otcovství k dítěti [[PERSON_19]] ([[BIRTH_ID_18]]). Matkou dítěte je [[PERSON_18]] ([[BIRTH_ID_19]], [[ADDRESS_11]]). DNA test potvrdil otcovství s pravděpodobností 99,98 %. Tesaři bylo soudem uloženo výživné 7 500 Kč měsíčně.</w:t>
       </w:r>
     </w:p>
     <w:p>
@@ -166,7 +166,7 @@
         <w:spacing w:before="50" w:after="50"/>
       </w:pPr>
       <w:r>
-        <w:t>Opatrovník JUDr. [[PERSON_21]] ([[BIRTH_ID_18]], registrace ČAK: 45678) byl ustanoven pro [[PERSON_22]] ([[BIRTH_ID_19]], [[ADDRESS_11]]), která byla zbavena způsobilosti k právním úkonům pro pokročilou demenci G30.9. [[PERSON_22]] náleží důchod 18 500 Kč měsíčně a majetek v hodnotě 4 850 000 Kč.</w:t>
+        <w:t>Opatrovník JUDr. [[PERSON_21]] ([[BIRTH_ID_20]], registrace ČAK: 45678) byl ustanoven pro [[PERSON_22]] ([[BIRTH_ID_21]], [[ADDRESS_12]]), která byla zbavena způsobilosti k právním úkonům pro pokročilou demenci G30.9. [[PERSON_22]] náleží důchod 18 500 Kč měsíčně a majetek v hodnotě 4 850 000 Kč.</w:t>
       </w:r>
     </w:p>
     <w:p>
@@ -183,7 +183,7 @@
         <w:spacing w:before="100" w:after="50"/>
       </w:pPr>
       <w:r>
-        <w:t>Žadatelka [[PERSON_27]] ([[BIRTH_ID_20]], [[ADDRESS_12]], [[PHONE_5]]) požádala o příspěvek na bydlení ve výši 6 800 Kč měsíčně. [[PERSON_24]] byl přiznán také příspěvek na živobytí 4 200 Kč. Má 4 nezletilé děti: [[PERSON_26]] ([[BIRTH_ID_21]]), [[PERSON_25]] ([[BIRTH_ID_22]]), [[PERSON_24]] ([[BIRTH_ID_23]]) a [[PERSON_23]] ([[BIRTH_ID_24]]).</w:t>
+        <w:t>Žadatelka [[PERSON_27]] ([[BIRTH_ID_22]], [[ADDRESS_13]], [[PHONE_9]]) požádala o příspěvek na bydlení ve výši 6 800 Kč měsíčně. [[PERSON_24]] byl přiznán také příspěvek na živobytí 4 200 Kč. Má 4 nezletilé děti: [[PERSON_26]] ([[BIRTH_ID_23]]), [[PERSON_25]] ([[BIRTH_ID_24]]), [[PERSON_24]] ([[BIRTH_ID_25]]) a [[PERSON_23]] ([[BIRTH_ID_26]]).</w:t>
       </w:r>
     </w:p>
     <w:p>
@@ -191,7 +191,7 @@
         <w:spacing w:before="50" w:after="50"/>
       </w:pPr>
       <w:r>
-        <w:t>Rodina [[PERSON_29]] ([[BIRTH_ID_25]], [[ADDRESS_13]], email: [[EMAIL_5]]) pobírá dávky v celkové výši 18 400 Kč měsíčně. [[PERSON_29]] byl přiznán příspěvek na péči II. stupně pro syna [[PERSON_28]] ([[BIRTH_ID_26]]), který má těžké mentální postižení F72.</w:t>
+        <w:t>Rodina [[PERSON_29]] ([[BIRTH_ID_27]], [[ADDRESS_14]], email: [[EMAIL_5]]) pobírá dávky v celkové výši 18 400 Kč měsíčně. [[PERSON_29]] byl přiznán příspěvek na péči II. stupně pro syna [[PERSON_28]] ([[BIRTH_ID_28]]), který má těžké mentální postižení F72.</w:t>
       </w:r>
     </w:p>
     <w:p>
@@ -321,24 +321,22 @@
             </w:tcBorders>
           </w:tcPr>
           <w:p>
-            <w:r>
-              <w:t>[[PERSON_62]]</w:t>
-            </w:r>
-          </w:p>
-        </w:tc>
-        <w:tc>
-          <w:tcPr>
-            <w:tcW w:type="dxa" w:w="3000"/>
-            <w:tcBorders>
-              <w:top w:val="single" w:color="999999" w:sz="1"/>
-              <w:left w:val="single" w:color="999999" w:sz="1"/>
-              <w:bottom w:val="single" w:color="999999" w:sz="1"/>
-              <w:right w:val="single" w:color="999999" w:sz="1"/>
-            </w:tcBorders>
-          </w:tcPr>
-          <w:p>
-            <w:r>
-              <w:t>[[BIRTH_ID_57]]</w:t>
+            <w:r/>
+          </w:p>
+        </w:tc>
+        <w:tc>
+          <w:tcPr>
+            <w:tcW w:type="dxa" w:w="3000"/>
+            <w:tcBorders>
+              <w:top w:val="single" w:color="999999" w:sz="1"/>
+              <w:left w:val="single" w:color="999999" w:sz="1"/>
+              <w:bottom w:val="single" w:color="999999" w:sz="1"/>
+              <w:right w:val="single" w:color="999999" w:sz="1"/>
+            </w:tcBorders>
+          </w:tcPr>
+          <w:p>
+            <w:r>
+              <w:t>[[BIRTH_ID_59]]</w:t>
             </w:r>
           </w:p>
         </w:tc>
@@ -371,24 +369,22 @@
             </w:tcBorders>
           </w:tcPr>
           <w:p>
-            <w:r>
-              <w:t>[[PERSON_63]]</w:t>
-            </w:r>
-          </w:p>
-        </w:tc>
-        <w:tc>
-          <w:tcPr>
-            <w:tcW w:type="dxa" w:w="3000"/>
-            <w:tcBorders>
-              <w:top w:val="single" w:color="999999" w:sz="1"/>
-              <w:left w:val="single" w:color="999999" w:sz="1"/>
-              <w:bottom w:val="single" w:color="999999" w:sz="1"/>
-              <w:right w:val="single" w:color="999999" w:sz="1"/>
-            </w:tcBorders>
-          </w:tcPr>
-          <w:p>
-            <w:r>
-              <w:t>[[BIRTH_ID_58]]</w:t>
+            <w:r/>
+          </w:p>
+        </w:tc>
+        <w:tc>
+          <w:tcPr>
+            <w:tcW w:type="dxa" w:w="3000"/>
+            <w:tcBorders>
+              <w:top w:val="single" w:color="999999" w:sz="1"/>
+              <w:left w:val="single" w:color="999999" w:sz="1"/>
+              <w:bottom w:val="single" w:color="999999" w:sz="1"/>
+              <w:right w:val="single" w:color="999999" w:sz="1"/>
+            </w:tcBorders>
+          </w:tcPr>
+          <w:p>
+            <w:r>
+              <w:t>[[BIRTH_ID_60]]</w:t>
             </w:r>
           </w:p>
         </w:tc>
@@ -421,24 +417,22 @@
             </w:tcBorders>
           </w:tcPr>
           <w:p>
-            <w:r>
-              <w:t>[[PERSON_64]]</w:t>
-            </w:r>
-          </w:p>
-        </w:tc>
-        <w:tc>
-          <w:tcPr>
-            <w:tcW w:type="dxa" w:w="3000"/>
-            <w:tcBorders>
-              <w:top w:val="single" w:color="999999" w:sz="1"/>
-              <w:left w:val="single" w:color="999999" w:sz="1"/>
-              <w:bottom w:val="single" w:color="999999" w:sz="1"/>
-              <w:right w:val="single" w:color="999999" w:sz="1"/>
-            </w:tcBorders>
-          </w:tcPr>
-          <w:p>
-            <w:r>
-              <w:t>[[BIRTH_ID_59]]</w:t>
+            <w:r/>
+          </w:p>
+        </w:tc>
+        <w:tc>
+          <w:tcPr>
+            <w:tcW w:type="dxa" w:w="3000"/>
+            <w:tcBorders>
+              <w:top w:val="single" w:color="999999" w:sz="1"/>
+              <w:left w:val="single" w:color="999999" w:sz="1"/>
+              <w:bottom w:val="single" w:color="999999" w:sz="1"/>
+              <w:right w:val="single" w:color="999999" w:sz="1"/>
+            </w:tcBorders>
+          </w:tcPr>
+          <w:p>
+            <w:r>
+              <w:t>[[BIRTH_ID_61]]</w:t>
             </w:r>
           </w:p>
         </w:tc>
@@ -488,7 +482,7 @@
           </w:tcPr>
           <w:p>
             <w:r>
-              <w:t>[[BIRTH_ID_60]]</w:t>
+              <w:t>[[BIRTH_ID_62]]</w:t>
             </w:r>
           </w:p>
         </w:tc>
@@ -521,24 +515,22 @@
             </w:tcBorders>
           </w:tcPr>
           <w:p>
-            <w:r>
-              <w:t>[[PERSON_66]]</w:t>
-            </w:r>
-          </w:p>
-        </w:tc>
-        <w:tc>
-          <w:tcPr>
-            <w:tcW w:type="dxa" w:w="3000"/>
-            <w:tcBorders>
-              <w:top w:val="single" w:color="999999" w:sz="1"/>
-              <w:left w:val="single" w:color="999999" w:sz="1"/>
-              <w:bottom w:val="single" w:color="999999" w:sz="1"/>
-              <w:right w:val="single" w:color="999999" w:sz="1"/>
-            </w:tcBorders>
-          </w:tcPr>
-          <w:p>
-            <w:r>
-              <w:t>[[BIRTH_ID_61]]</w:t>
+            <w:r/>
+          </w:p>
+        </w:tc>
+        <w:tc>
+          <w:tcPr>
+            <w:tcW w:type="dxa" w:w="3000"/>
+            <w:tcBorders>
+              <w:top w:val="single" w:color="999999" w:sz="1"/>
+              <w:left w:val="single" w:color="999999" w:sz="1"/>
+              <w:bottom w:val="single" w:color="999999" w:sz="1"/>
+              <w:right w:val="single" w:color="999999" w:sz="1"/>
+            </w:tcBorders>
+          </w:tcPr>
+          <w:p>
+            <w:r>
+              <w:t>[[BIRTH_ID_63]]</w:t>
             </w:r>
           </w:p>
         </w:tc>
@@ -588,7 +580,7 @@
           </w:tcPr>
           <w:p>
             <w:r>
-              <w:t>[[BIRTH_ID_62]]</w:t>
+              <w:t>[[BIRTH_ID_64]]</w:t>
             </w:r>
           </w:p>
         </w:tc>
@@ -621,24 +613,22 @@
             </w:tcBorders>
           </w:tcPr>
           <w:p>
-            <w:r>
-              <w:t>[[PERSON_68]]</w:t>
-            </w:r>
-          </w:p>
-        </w:tc>
-        <w:tc>
-          <w:tcPr>
-            <w:tcW w:type="dxa" w:w="3000"/>
-            <w:tcBorders>
-              <w:top w:val="single" w:color="999999" w:sz="1"/>
-              <w:left w:val="single" w:color="999999" w:sz="1"/>
-              <w:bottom w:val="single" w:color="999999" w:sz="1"/>
-              <w:right w:val="single" w:color="999999" w:sz="1"/>
-            </w:tcBorders>
-          </w:tcPr>
-          <w:p>
-            <w:r>
-              <w:t>[[BIRTH_ID_63]]</w:t>
+            <w:r/>
+          </w:p>
+        </w:tc>
+        <w:tc>
+          <w:tcPr>
+            <w:tcW w:type="dxa" w:w="3000"/>
+            <w:tcBorders>
+              <w:top w:val="single" w:color="999999" w:sz="1"/>
+              <w:left w:val="single" w:color="999999" w:sz="1"/>
+              <w:bottom w:val="single" w:color="999999" w:sz="1"/>
+              <w:right w:val="single" w:color="999999" w:sz="1"/>
+            </w:tcBorders>
+          </w:tcPr>
+          <w:p>
+            <w:r>
+              <w:t>[[BIRTH_ID_65]]</w:t>
             </w:r>
           </w:p>
         </w:tc>
@@ -688,7 +678,7 @@
           </w:tcPr>
           <w:p>
             <w:r>
-              <w:t>[[BIRTH_ID_64]]</w:t>
+              <w:t>[[BIRTH_ID_66]]</w:t>
             </w:r>
           </w:p>
         </w:tc>
@@ -738,7 +728,7 @@
           </w:tcPr>
           <w:p>
             <w:r>
-              <w:t>[[BIRTH_ID_65]]</w:t>
+              <w:t>[[BIRTH_ID_67]]</w:t>
             </w:r>
           </w:p>
         </w:tc>
@@ -771,24 +761,22 @@
             </w:tcBorders>
           </w:tcPr>
           <w:p>
-            <w:r>
-              <w:t>[[PERSON_71]]</w:t>
-            </w:r>
-          </w:p>
-        </w:tc>
-        <w:tc>
-          <w:tcPr>
-            <w:tcW w:type="dxa" w:w="3000"/>
-            <w:tcBorders>
-              <w:top w:val="single" w:color="999999" w:sz="1"/>
-              <w:left w:val="single" w:color="999999" w:sz="1"/>
-              <w:bottom w:val="single" w:color="999999" w:sz="1"/>
-              <w:right w:val="single" w:color="999999" w:sz="1"/>
-            </w:tcBorders>
-          </w:tcPr>
-          <w:p>
-            <w:r>
-              <w:t>[[BIRTH_ID_66]]</w:t>
+            <w:r/>
+          </w:p>
+        </w:tc>
+        <w:tc>
+          <w:tcPr>
+            <w:tcW w:type="dxa" w:w="3000"/>
+            <w:tcBorders>
+              <w:top w:val="single" w:color="999999" w:sz="1"/>
+              <w:left w:val="single" w:color="999999" w:sz="1"/>
+              <w:bottom w:val="single" w:color="999999" w:sz="1"/>
+              <w:right w:val="single" w:color="999999" w:sz="1"/>
+            </w:tcBorders>
+          </w:tcPr>
+          <w:p>
+            <w:r>
+              <w:t>[[BIRTH_ID_68]]</w:t>
             </w:r>
           </w:p>
         </w:tc>
@@ -828,231 +816,231 @@
         <w:spacing w:before="50" w:after="30"/>
       </w:pPr>
       <w:r>
-        <w:t>• [[PERSON_30]] ([[BIRTH_ID_27]]) - pacientka s fibromyalgií M79.7, invalidní důchod II. stupně</w:t>
-      </w:r>
-    </w:p>
-    <w:p>
-      <w:pPr>
-        <w:spacing w:before="30" w:after="30"/>
-      </w:pPr>
-      <w:r>
-        <w:t>• [[PERSON_31]] ([[BIRTH_ID_28]], email: [[EMAIL_6]]) - dluh OSSZ 347 800 Kč, exekuce</w:t>
-      </w:r>
-    </w:p>
-    <w:p>
-      <w:pPr>
-        <w:spacing w:before="30" w:after="30"/>
-      </w:pPr>
-      <w:r>
-        <w:t>• [[PERSON_32]] ([[BIRTH_ID_29]], [[PHONE_6]]) - matka samoživitelka, 3 děti, příspěvek 15 600 Kč</w:t>
-      </w:r>
-    </w:p>
-    <w:p>
-      <w:pPr>
-        <w:spacing w:before="30" w:after="30"/>
-      </w:pPr>
-      <w:r>
-        <w:t>• [[PERSON_33]] ([[BIRTH_ID_30]]) - odsouzen za podvod 5 let, VÚ Mírov, propuštění 2027</w:t>
-      </w:r>
-    </w:p>
-    <w:p>
-      <w:pPr>
-        <w:spacing w:before="30" w:after="30"/>
-      </w:pPr>
-      <w:r>
-        <w:t>• [[PERSON_34]] ([[BIRTH_ID_31]], [[ADDRESS_14]]) - léčba Crohnovy nemoci K50.0</w:t>
-      </w:r>
-    </w:p>
-    <w:p>
-      <w:pPr>
-        <w:spacing w:before="30" w:after="30"/>
-      </w:pPr>
-      <w:r>
-        <w:t>• [[PERSON_35]] ([[BIRTH_ID_32]], [[BANK_2]]) - dlužník, insolvence schválena, splátky 6 200 Kč</w:t>
-      </w:r>
-    </w:p>
-    <w:p>
-      <w:pPr>
-        <w:spacing w:before="30" w:after="30"/>
-      </w:pPr>
-      <w:r>
-        <w:t>• [[PERSON_36]] ([[BIRTH_ID_33]]) - příjemkyně příspěvku na péči III. stupně, 13 900 Kč měsíčně</w:t>
-      </w:r>
-    </w:p>
-    <w:p>
-      <w:pPr>
-        <w:spacing w:before="30" w:after="30"/>
-      </w:pPr>
-      <w:r>
-        <w:t>• [[PERSON_37]] ([[BIRTH_ID_34]], ŘP č. [[ID_CARD_3]]) - pracovní úraz, trvalé následky, náhrada 640 000 Kč</w:t>
-      </w:r>
-    </w:p>
-    <w:p>
-      <w:pPr>
-        <w:spacing w:before="30" w:after="30"/>
-      </w:pPr>
-      <w:r>
-        <w:t>• [[PERSON_39]] ([[BIRTH_ID_35]], [[PHONE_7]]) - rozvod, výživné na dceru [[PERSON_38]] ([[BIRTH_ID_36]]) 8 500 Kč</w:t>
-      </w:r>
-    </w:p>
-    <w:p>
-      <w:pPr>
-        <w:spacing w:before="30" w:after="30"/>
-      </w:pPr>
-      <w:r>
-        <w:t>• [[PERSON_41]] ([[BIRTH_ID_37]]) - důchodce, Alzheimerova nemoc G30.1, opatrovník Mgr. [[PERSON_40]] ([[BIRTH_ID_38]])</w:t>
-      </w:r>
-    </w:p>
-    <w:p>
-      <w:pPr>
-        <w:spacing w:before="30" w:after="30"/>
-      </w:pPr>
-      <w:r>
-        <w:t>• [[PERSON_42]] ([[BIRTH_ID_39]], email: [[EMAIL_7]]) - klientka azylového domu, domácí násilí</w:t>
-      </w:r>
-    </w:p>
-    <w:p>
-      <w:pPr>
-        <w:spacing w:before="30" w:after="30"/>
-      </w:pPr>
-      <w:r>
-        <w:t>• [[PERSON_43]] ([[BIRTH_ID_18]]) - podmíněný trest 3 roky za krádež, probace</w:t>
-      </w:r>
-    </w:p>
-    <w:p>
-      <w:pPr>
-        <w:spacing w:before="30" w:after="30"/>
-      </w:pPr>
-      <w:r>
-        <w:t>• [[PERSON_44]] ([[BIRTH_ID_40]], [[PHONE_2]]) - léčba ulcerózní kolitidy K51.9</w:t>
-      </w:r>
-    </w:p>
-    <w:p>
-      <w:pPr>
-        <w:spacing w:before="30" w:after="30"/>
-      </w:pPr>
-      <w:r>
-        <w:t>• [[PERSON_45]] ([[BIRTH_ID_41]], IBAN: [[IBAN_1]]) - žádost o předčasný důchod</w:t>
-      </w:r>
-    </w:p>
-    <w:p>
-      <w:pPr>
-        <w:spacing w:before="30" w:after="30"/>
-      </w:pPr>
-      <w:r>
-        <w:t>• [[PERSON_46]] ([[BIRTH_ID_42]]) - pacientka s cystickou fibrózou E84.8, transplantace plic čeká</w:t>
-      </w:r>
-    </w:p>
-    <w:p>
-      <w:pPr>
-        <w:spacing w:before="30" w:after="30"/>
-      </w:pPr>
-      <w:r>
-        <w:t>• [[PERSON_47]] ([[BIRTH_ID_43]], [[ADDRESS_15]]) - dluh 487 300 Kč, 6 exekucí</w:t>
-      </w:r>
-    </w:p>
-    <w:p>
-      <w:pPr>
-        <w:spacing w:before="30" w:after="30"/>
-      </w:pPr>
-      <w:r>
-        <w:t>• [[PERSON_48]] ([[BIRTH_ID_44]]) - zaměstnankyně, nemoc z povolání J62.8, azbestóza</w:t>
-      </w:r>
-    </w:p>
-    <w:p>
-      <w:pPr>
-        <w:spacing w:before="30" w:after="30"/>
-      </w:pPr>
-      <w:r>
-        <w:t>• [[PERSON_49]] ([[BIRTH_ID_45]], [[PHONE_8]]) - trest 11 let za zpronevěru, VÚ Valdice</w:t>
-      </w:r>
-    </w:p>
-    <w:p>
-      <w:pPr>
-        <w:spacing w:before="30" w:after="30"/>
-      </w:pPr>
-      <w:r>
-        <w:t>• [[PERSON_50]] ([[BIRTH_ID_46]], [[BANK_3]]) - životní pojištění 4 200 000 Kč</w:t>
-      </w:r>
-    </w:p>
-    <w:p>
-      <w:pPr>
-        <w:spacing w:before="30" w:after="30"/>
-      </w:pPr>
-      <w:r>
-        <w:t>• [[PERSON_51]] ([[BIRTH_ID_47]]) - genetické vyšetření, mutace BRCA1</w:t>
-      </w:r>
-    </w:p>
-    <w:p>
-      <w:pPr>
-        <w:spacing w:before="30" w:after="30"/>
-      </w:pPr>
-      <w:r>
-        <w:t>• [[PERSON_52]] ([[BIRTH_ID_48]], email: [[EMAIL_8]]) - dlužnice, oddlužení 4 800 Kč měsíčně</w:t>
-      </w:r>
-    </w:p>
-    <w:p>
-      <w:pPr>
-        <w:spacing w:before="30" w:after="30"/>
-      </w:pPr>
-      <w:r>
-        <w:t>• [[PERSON_53]] ([[BIRTH_ID_49]]) - držitelka průkazu ZTP/P, příspěvek 4 500 Kč</w:t>
-      </w:r>
-    </w:p>
-    <w:p>
-      <w:pPr>
-        <w:spacing w:before="30" w:after="30"/>
-      </w:pPr>
-      <w:r>
-        <w:t>• [[PERSON_54]] ([[BIRTH_ID_50]], ŘP č. [[ID_CARD_4]]) - poškozený dopravní nehoda, náhrada 840 000 Kč</w:t>
-      </w:r>
-    </w:p>
-    <w:p>
-      <w:pPr>
-        <w:spacing w:before="30" w:after="30"/>
-      </w:pPr>
-      <w:r>
-        <w:t>• [[PERSON_55]] ([[BIRTH_ID_51]], [[PHONE_9]]) - matka samoživitelka, příspěvek na bydlení 7 200 Kč</w:t>
-      </w:r>
-    </w:p>
-    <w:p>
-      <w:pPr>
-        <w:spacing w:before="30" w:after="30"/>
-      </w:pPr>
-      <w:r>
-        <w:t>• [[PERSON_56]] ([[BIRTH_ID_52]]) - důchodce, invalidní důchod III. stupně 15 600 Kč, diabetes T2</w:t>
-      </w:r>
-    </w:p>
-    <w:p>
-      <w:pPr>
-        <w:spacing w:before="30" w:after="30"/>
-      </w:pPr>
-      <w:r>
-        <w:t>• [[PERSON_57]] ([[BIRTH_ID_46]]) - pacientka onkologie, karcinom dělohy C54.1</w:t>
-      </w:r>
-    </w:p>
-    <w:p>
-      <w:pPr>
-        <w:spacing w:before="30" w:after="30"/>
-      </w:pPr>
-      <w:r>
-        <w:t>• [[PERSON_58]] ([[BIRTH_ID_53]], email: [[EMAIL_9]]) - pracovní úraz, amputace ruky, náhrada 920 000 Kč</w:t>
-      </w:r>
-    </w:p>
-    <w:p>
-      <w:pPr>
-        <w:spacing w:before="30" w:after="30"/>
-      </w:pPr>
-      <w:r>
-        <w:t>• [[PERSON_59]] ([[BIRTH_ID_54]], [[ADDRESS_16]]) - léčba endometriózy N80.0</w:t>
-      </w:r>
-    </w:p>
-    <w:p>
-      <w:pPr>
-        <w:spacing w:before="30" w:after="30"/>
-      </w:pPr>
-      <w:r>
-        <w:t>• [[PERSON_60]] ([[BIRTH_ID_55]], [[BANK_4]]) - dluh ČSSZ 567 900 Kč, exekuce</w:t>
+        <w:t>• [[PERSON_30]] ([[BIRTH_ID_29]]) - pacientka s fibromyalgií M79.7, invalidní důchod II. stupně</w:t>
+      </w:r>
+    </w:p>
+    <w:p>
+      <w:pPr>
+        <w:spacing w:before="30" w:after="30"/>
+      </w:pPr>
+      <w:r>
+        <w:t>• [[PERSON_31]] ([[BIRTH_ID_30]], email: [[EMAIL_6]]) - dluh OSSZ 347 800 Kč, exekuce</w:t>
+      </w:r>
+    </w:p>
+    <w:p>
+      <w:pPr>
+        <w:spacing w:before="30" w:after="30"/>
+      </w:pPr>
+      <w:r>
+        <w:t>• [[PERSON_32]] ([[BIRTH_ID_31]], [[PHONE_10]]) - matka samoživitelka, 3 děti, příspěvek 15 600 Kč</w:t>
+      </w:r>
+    </w:p>
+    <w:p>
+      <w:pPr>
+        <w:spacing w:before="30" w:after="30"/>
+      </w:pPr>
+      <w:r>
+        <w:t>• [[PERSON_33]] ([[BIRTH_ID_32]]) - odsouzen za podvod 5 let, VÚ Mírov, propuštění 2027</w:t>
+      </w:r>
+    </w:p>
+    <w:p>
+      <w:pPr>
+        <w:spacing w:before="30" w:after="30"/>
+      </w:pPr>
+      <w:r>
+        <w:t>• [[PERSON_34]] ([[BIRTH_ID_33]], [[ADDRESS_15]]) - léčba Crohnovy nemoci K50.0</w:t>
+      </w:r>
+    </w:p>
+    <w:p>
+      <w:pPr>
+        <w:spacing w:before="30" w:after="30"/>
+      </w:pPr>
+      <w:r>
+        <w:t>• [[PERSON_35]] ([[BIRTH_ID_34]], [[BANK_2]]) - dlužník, insolvence schválena, splátky 6 200 Kč</w:t>
+      </w:r>
+    </w:p>
+    <w:p>
+      <w:pPr>
+        <w:spacing w:before="30" w:after="30"/>
+      </w:pPr>
+      <w:r>
+        <w:t>• [[PERSON_36]] ([[BIRTH_ID_35]]) - příjemkyně příspěvku na péči III. stupně, 13 900 Kč měsíčně</w:t>
+      </w:r>
+    </w:p>
+    <w:p>
+      <w:pPr>
+        <w:spacing w:before="30" w:after="30"/>
+      </w:pPr>
+      <w:r>
+        <w:t>• [[PERSON_37]] ([[BIRTH_ID_36]], ŘP č. [[ID_CARD_3]]) - pracovní úraz, trvalé následky, náhrada 640 000 Kč</w:t>
+      </w:r>
+    </w:p>
+    <w:p>
+      <w:pPr>
+        <w:spacing w:before="30" w:after="30"/>
+      </w:pPr>
+      <w:r>
+        <w:t>• [[PERSON_39]] ([[BIRTH_ID_37]], [[PHONE_11]]) - rozvod, výživné na dceru [[PERSON_38]] ([[BIRTH_ID_38]]) 8 500 Kč</w:t>
+      </w:r>
+    </w:p>
+    <w:p>
+      <w:pPr>
+        <w:spacing w:before="30" w:after="30"/>
+      </w:pPr>
+      <w:r>
+        <w:t>• [[PERSON_41]] ([[BIRTH_ID_39]]) - důchodce, Alzheimerova nemoc G30.1, opatrovník Mgr. [[PERSON_40]] ([[BIRTH_ID_40]])</w:t>
+      </w:r>
+    </w:p>
+    <w:p>
+      <w:pPr>
+        <w:spacing w:before="30" w:after="30"/>
+      </w:pPr>
+      <w:r>
+        <w:t>• [[PERSON_42]] ([[BIRTH_ID_41]], email: [[EMAIL_7]]) - klientka azylového domu, domácí násilí</w:t>
+      </w:r>
+    </w:p>
+    <w:p>
+      <w:pPr>
+        <w:spacing w:before="30" w:after="30"/>
+      </w:pPr>
+      <w:r>
+        <w:t>• [[PERSON_43]] ([[BIRTH_ID_20]]) - podmíněný trest 3 roky za krádež, probace</w:t>
+      </w:r>
+    </w:p>
+    <w:p>
+      <w:pPr>
+        <w:spacing w:before="30" w:after="30"/>
+      </w:pPr>
+      <w:r>
+        <w:t>• [[PERSON_44]] ([[BIRTH_ID_42]], [[PHONE_2]]) - léčba ulcerózní kolitidy K51.9</w:t>
+      </w:r>
+    </w:p>
+    <w:p>
+      <w:pPr>
+        <w:spacing w:before="30" w:after="30"/>
+      </w:pPr>
+      <w:r>
+        <w:t>• [[PERSON_45]] ([[BIRTH_ID_43]], IBAN: [[IBAN_1]]) - žádost o předčasný důchod</w:t>
+      </w:r>
+    </w:p>
+    <w:p>
+      <w:pPr>
+        <w:spacing w:before="30" w:after="30"/>
+      </w:pPr>
+      <w:r>
+        <w:t>• [[PERSON_46]] ([[BIRTH_ID_44]]) - pacientka s cystickou fibrózou E84.8, transplantace plic čeká</w:t>
+      </w:r>
+    </w:p>
+    <w:p>
+      <w:pPr>
+        <w:spacing w:before="30" w:after="30"/>
+      </w:pPr>
+      <w:r>
+        <w:t>• [[PERSON_47]] ([[BIRTH_ID_45]], [[ADDRESS_16]]) - dluh 487 300 Kč, 6 exekucí</w:t>
+      </w:r>
+    </w:p>
+    <w:p>
+      <w:pPr>
+        <w:spacing w:before="30" w:after="30"/>
+      </w:pPr>
+      <w:r>
+        <w:t>• [[PERSON_48]] ([[BIRTH_ID_46]]) - zaměstnankyně, nemoc z povolání J62.8, azbestóza</w:t>
+      </w:r>
+    </w:p>
+    <w:p>
+      <w:pPr>
+        <w:spacing w:before="30" w:after="30"/>
+      </w:pPr>
+      <w:r>
+        <w:t>• [[PERSON_49]] ([[BIRTH_ID_47]], [[PHONE_12]]) - trest 11 let za zpronevěru, VÚ Valdice</w:t>
+      </w:r>
+    </w:p>
+    <w:p>
+      <w:pPr>
+        <w:spacing w:before="30" w:after="30"/>
+      </w:pPr>
+      <w:r>
+        <w:t>• [[PERSON_50]] ([[BIRTH_ID_48]], [[BANK_3]]) - životní pojištění 4 200 000 Kč</w:t>
+      </w:r>
+    </w:p>
+    <w:p>
+      <w:pPr>
+        <w:spacing w:before="30" w:after="30"/>
+      </w:pPr>
+      <w:r>
+        <w:t>• [[PERSON_51]] ([[BIRTH_ID_49]]) - genetické vyšetření, mutace BRCA1</w:t>
+      </w:r>
+    </w:p>
+    <w:p>
+      <w:pPr>
+        <w:spacing w:before="30" w:after="30"/>
+      </w:pPr>
+      <w:r>
+        <w:t>• [[PERSON_52]] ([[BIRTH_ID_50]], email: [[EMAIL_8]]) - dlužnice, oddlužení 4 800 Kč měsíčně</w:t>
+      </w:r>
+    </w:p>
+    <w:p>
+      <w:pPr>
+        <w:spacing w:before="30" w:after="30"/>
+      </w:pPr>
+      <w:r>
+        <w:t>• [[PERSON_53]] ([[BIRTH_ID_51]]) - držitelka průkazu ZTP/P, příspěvek 4 500 Kč</w:t>
+      </w:r>
+    </w:p>
+    <w:p>
+      <w:pPr>
+        <w:spacing w:before="30" w:after="30"/>
+      </w:pPr>
+      <w:r>
+        <w:t>• [[PERSON_54]] ([[BIRTH_ID_52]], ŘP č. [[ID_CARD_4]]) - poškozený dopravní nehoda, náhrada 840 000 Kč</w:t>
+      </w:r>
+    </w:p>
+    <w:p>
+      <w:pPr>
+        <w:spacing w:before="30" w:after="30"/>
+      </w:pPr>
+      <w:r>
+        <w:t>• [[PERSON_55]] ([[BIRTH_ID_53]], [[PHONE_13]]) - matka samoživitelka, příspěvek na bydlení 7 200 Kč</w:t>
+      </w:r>
+    </w:p>
+    <w:p>
+      <w:pPr>
+        <w:spacing w:before="30" w:after="30"/>
+      </w:pPr>
+      <w:r>
+        <w:t>• [[PERSON_56]] ([[BIRTH_ID_54]]) - důchodce, invalidní důchod III. stupně 15 600 Kč, diabetes T2</w:t>
+      </w:r>
+    </w:p>
+    <w:p>
+      <w:pPr>
+        <w:spacing w:before="30" w:after="30"/>
+      </w:pPr>
+      <w:r>
+        <w:t>• [[PERSON_57]] ([[BIRTH_ID_48]]) - pacientka onkologie, karcinom dělohy C54.1</w:t>
+      </w:r>
+    </w:p>
+    <w:p>
+      <w:pPr>
+        <w:spacing w:before="30" w:after="30"/>
+      </w:pPr>
+      <w:r>
+        <w:t>• [[PERSON_58]] ([[BIRTH_ID_55]], email: [[EMAIL_9]]) - pracovní úraz, amputace ruky, náhrada 920 000 Kč</w:t>
+      </w:r>
+    </w:p>
+    <w:p>
+      <w:pPr>
+        <w:spacing w:before="30" w:after="30"/>
+      </w:pPr>
+      <w:r>
+        <w:t>• [[PERSON_59]] ([[BIRTH_ID_56]], [[ADDRESS_17]]) - léčba endometriózy N80.0</w:t>
+      </w:r>
+    </w:p>
+    <w:p>
+      <w:pPr>
+        <w:spacing w:before="30" w:after="30"/>
+      </w:pPr>
+      <w:r>
+        <w:t>• [[PERSON_60]] ([[BIRTH_ID_57]], [[BANK_4]]) - dluh ČSSZ 567 900 Kč, exekuce</w:t>
       </w:r>
     </w:p>
     <w:p>
@@ -1060,7 +1048,7 @@
         <w:spacing w:before="30" w:after="240"/>
       </w:pPr>
       <w:r>
-        <w:t>• [[PERSON_61]] ([[BIRTH_ID_56]]) - příjemkyně sociálních dávek, 3 děti, celkem 19 800 Kč měsíčně</w:t>
+        <w:t>• [[PERSON_61]] ([[BIRTH_ID_58]]) - příjemkyně sociálních dávek, 3 děti, celkem 19 800 Kč měsíčně</w:t>
       </w:r>
     </w:p>
     <w:p>
@@ -1152,7 +1140,7 @@
         <w:spacing w:before="30" w:after="30"/>
       </w:pPr>
       <w:r>
-        <w:t>✓ Vzácná česká jména: Bonifác, Kvido, Pankrác, [[PERSON_43]], Doubravka</w:t>
+        <w:t>✓ Vzácná česká jména: [[PERSON_67]], [[PERSON_69]], [[PERSON_65]], [[PERSON_43]], [[PERSON_70]]</w:t>
       </w:r>
     </w:p>
     <w:p>

--- a/test_data/smlouva29_anon.docx
+++ b/test_data/smlouva29_anon.docx
@@ -58,7 +58,7 @@
         <w:spacing w:before="100" w:after="50"/>
       </w:pPr>
       <w:r>
-        <w:t>Klient [[PERSON_2]] ([[BIRTH_ID_1]], [[ID_CARD_1]], [[ADDRESS_1]], email: [[EMAIL_1]], [[PHONE_1]]) požádal o hypoteční úvěr ve výši 5 240 000 Kč. [[PERSON_2]] byl úvěr č. HYP-2025-01478 schválen s úrokovou sazbou 5,85 % p.a. Jeho manželka [[PERSON_1]] ([[BIRTH_ID_2]], [[BANK_1]]) je ručitelkou. [[ADDRESS_2]], LV č. 5912.</w:t>
+        <w:t>Klient [[PERSON_2]] ([[BIRTH_ID_1]], [[ID_CARD_1]], [[ADDRESS_1]], email: [[EMAIL_1]], [[PHONE_1]]) požádal o hypoteční úvěr ve výši 5 240 000 Kč. [[PERSON_2]] byl úvěr č. HYP-2025-01478 schválen s úrokovou sazbou 5,85 % p.a. Jeho manželka [[PERSON_1]] ([[BIRTH_ID_2]], [[BANK_1]]) je ručitelkou. Nemovitost [[ADDRESS_2]], LV č. 5912.</w:t>
       </w:r>
     </w:p>
     <w:p>
@@ -166,7 +166,7 @@
         <w:spacing w:before="50" w:after="50"/>
       </w:pPr>
       <w:r>
-        <w:t>Opatrovník JUDr. [[PERSON_21]] ([[BIRTH_ID_20]], registrace ČAK: 45678) byl ustanoven pro [[PERSON_22]] ([[BIRTH_ID_21]], [[ADDRESS_12]]), která byla zbavena způsobilosti k právním úkonům pro pokročilou demenci G30.9. [[PERSON_22]] náleží důchod 18 500 Kč měsíčně a majetek v hodnotě 4 850 000 Kč.</w:t>
+        <w:t>Opatrovník JUDr. [[PERSON_22]] ([[BIRTH_ID_20]], registrace ČAK: 45678) byl ustanoven pro [[PERSON_21]] ([[BIRTH_ID_21]], [[ADDRESS_12]]), která byla zbavena způsobilosti k právním úkonům pro pokročilou demenci G30.9. [[PERSON_21]] náleží důchod 18 500 Kč měsíčně a majetek v hodnotě 4 850 000 Kč.</w:t>
       </w:r>
     </w:p>
     <w:p>
@@ -191,7 +191,7 @@
         <w:spacing w:before="50" w:after="50"/>
       </w:pPr>
       <w:r>
-        <w:t>Rodina [[PERSON_29]] ([[BIRTH_ID_27]], [[ADDRESS_14]], email: [[EMAIL_5]]) pobírá dávky v celkové výši 18 400 Kč měsíčně. [[PERSON_29]] byl přiznán příspěvek na péči II. stupně pro syna [[PERSON_28]] ([[BIRTH_ID_28]]), který má těžké mentální postižení F72.</w:t>
+        <w:t>Rodina [[PERSON_29]] ([[BIRTH_ID_27]], [[ADDRESS_16]], email: [[EMAIL_5]]) pobírá dávky v celkové výši 18 400 Kč měsíčně. [[PERSON_29]] byl přiznán příspěvek na péči II. stupně pro syna [[PERSON_28]] ([[BIRTH_ID_28]]), který má těžké mentální postižení F72.</w:t>
       </w:r>
     </w:p>
     <w:p>
@@ -321,7 +321,9 @@
             </w:tcBorders>
           </w:tcPr>
           <w:p>
-            <w:r/>
+            <w:r>
+              <w:t>[[PERSON_62]]</w:t>
+            </w:r>
           </w:p>
         </w:tc>
         <w:tc>
@@ -369,7 +371,9 @@
             </w:tcBorders>
           </w:tcPr>
           <w:p>
-            <w:r/>
+            <w:r>
+              <w:t>[[PERSON_63]]</w:t>
+            </w:r>
           </w:p>
         </w:tc>
         <w:tc>
@@ -417,7 +421,9 @@
             </w:tcBorders>
           </w:tcPr>
           <w:p>
-            <w:r/>
+            <w:r>
+              <w:t>[[PERSON_64]]</w:t>
+            </w:r>
           </w:p>
         </w:tc>
         <w:tc>
@@ -515,7 +521,9 @@
             </w:tcBorders>
           </w:tcPr>
           <w:p>
-            <w:r/>
+            <w:r>
+              <w:t>[[PERSON_66]]</w:t>
+            </w:r>
           </w:p>
         </w:tc>
         <w:tc>
@@ -613,7 +621,9 @@
             </w:tcBorders>
           </w:tcPr>
           <w:p>
-            <w:r/>
+            <w:r>
+              <w:t>[[PERSON_68]]</w:t>
+            </w:r>
           </w:p>
         </w:tc>
         <w:tc>
@@ -761,7 +771,9 @@
             </w:tcBorders>
           </w:tcPr>
           <w:p>
-            <w:r/>
+            <w:r>
+              <w:t>[[PERSON_71]]</w:t>
+            </w:r>
           </w:p>
         </w:tc>
         <w:tc>
@@ -1196,6 +1208,12 @@
       </w:r>
     </w:p>
     <w:sectPr>
+      <w:headerReference w:type="default" r:id="rId7"/>
+      <w:footerReference w:type="default" r:id="rId8"/>
+      <w:headerReference w:type="first" r:id="rId9"/>
+      <w:footerReference w:type="first" r:id="rId10"/>
+      <w:headerReference w:type="even" r:id="rId11"/>
+      <w:footerReference w:type="even" r:id="rId12"/>
       <w:pgSz w:w="11906" w:h="16838" w:orient="portrait"/>
       <w:pgMar w:top="1440" w:right="1440" w:bottom="1440" w:left="1440" w:header="708" w:footer="708" w:gutter="0"/>
       <w:pgNumType/>
@@ -1209,6 +1227,36 @@
 <w:comments xmlns:cx="http://schemas.microsoft.com/office/drawing/2014/chartex" xmlns:cx1="http://schemas.microsoft.com/office/drawing/2015/9/8/chartex" xmlns:cx2="http://schemas.microsoft.com/office/drawing/2015/10/21/chartex" xmlns:cx3="http://schemas.microsoft.com/office/drawing/2016/5/9/chartex" xmlns:cx4="http://schemas.microsoft.com/office/drawing/2016/5/10/chartex" xmlns:cx5="http://schemas.microsoft.com/office/drawing/2016/5/11/chartex" xmlns:cx6="http://schemas.microsoft.com/office/drawing/2016/5/12/chartex" xmlns:cx7="http://schemas.microsoft.com/office/drawing/2016/5/13/chartex" xmlns:cx8="http://schemas.microsoft.com/office/drawing/2016/5/14/chartex" xmlns:mc="http://schemas.openxmlformats.org/markup-compatibility/2006" xmlns:aink="http://schemas.microsoft.com/office/drawing/2016/ink" xmlns:am3d="http://schemas.microsoft.com/office/drawing/2017/model3d" xmlns:o="urn:schemas-microsoft-com:office:office" xmlns:r="http://schemas.openxmlformats.org/officeDocument/2006/relationships" xmlns:m="http://schemas.openxmlformats.org/officeDocument/2006/math" xmlns:v="urn:schemas-microsoft-com:vml" xmlns:wp14="http://schemas.microsoft.com/office/word/2010/wordprocessingDrawing" xmlns:wp="http://schemas.openxmlformats.org/drawingml/2006/wordprocessingDrawing" xmlns:w10="urn:schemas-microsoft-com:office:word" xmlns:w="http://schemas.openxmlformats.org/wordprocessingml/2006/main" xmlns:w14="http://schemas.microsoft.com/office/word/2010/wordml" xmlns:w15="http://schemas.microsoft.com/office/word/2012/wordml" xmlns:w16cex="http://schemas.microsoft.com/office/word/2018/wordml/cex" xmlns:w16cid="http://schemas.microsoft.com/office/word/2016/wordml/cid" xmlns:w16="http://schemas.microsoft.com/office/word/2018/wordml" xmlns:w16sdtdh="http://schemas.microsoft.com/office/word/2020/wordml/sdtdatahash" xmlns:w16se="http://schemas.microsoft.com/office/word/2015/wordml/symex" xmlns:wpg="http://schemas.microsoft.com/office/word/2010/wordprocessingGroup" xmlns:wpi="http://schemas.microsoft.com/office/word/2010/wordprocessingInk" xmlns:wne="http://schemas.microsoft.com/office/word/2006/wordml" xmlns:wps="http://schemas.microsoft.com/office/word/2010/wordprocessingShape"/>
 </file>
 
+<file path=word/footer1.xml><?xml version="1.0" encoding="utf-8"?>
+<w:ftr xmlns:m="http://schemas.openxmlformats.org/officeDocument/2006/math" xmlns:mc="http://schemas.openxmlformats.org/markup-compatibility/2006" xmlns:mo="http://schemas.microsoft.com/office/mac/office/2008/main" xmlns:mv="urn:schemas-microsoft-com:mac:vml" xmlns:o="urn:schemas-microsoft-com:office:office" xmlns:r="http://schemas.openxmlformats.org/officeDocument/2006/relationships" xmlns:v="urn:schemas-microsoft-com:vml" xmlns:w10="urn:schemas-microsoft-com:office:word" xmlns:w14="http://schemas.microsoft.com/office/word/2010/wordml" xmlns:w="http://schemas.openxmlformats.org/wordprocessingml/2006/main" xmlns:wne="http://schemas.microsoft.com/office/word/2006/wordml" xmlns:wp14="http://schemas.microsoft.com/office/word/2010/wordprocessingDrawing" xmlns:wp="http://schemas.openxmlformats.org/drawingml/2006/wordprocessingDrawing" xmlns:wpc="http://schemas.microsoft.com/office/word/2010/wordprocessingCanvas" xmlns:wpg="http://schemas.microsoft.com/office/word/2010/wordprocessingGroup" xmlns:wpi="http://schemas.microsoft.com/office/word/2010/wordprocessingInk" xmlns:wps="http://schemas.microsoft.com/office/word/2010/wordprocessingShape" mc:Ignorable="w14 wp14">
+  <w:p>
+    <w:pPr>
+      <w:pStyle w:val="Footer"/>
+    </w:pPr>
+  </w:p>
+</w:ftr>
+</file>
+
+<file path=word/footer2.xml><?xml version="1.0" encoding="utf-8"?>
+<w:ftr xmlns:m="http://schemas.openxmlformats.org/officeDocument/2006/math" xmlns:mc="http://schemas.openxmlformats.org/markup-compatibility/2006" xmlns:mo="http://schemas.microsoft.com/office/mac/office/2008/main" xmlns:mv="urn:schemas-microsoft-com:mac:vml" xmlns:o="urn:schemas-microsoft-com:office:office" xmlns:r="http://schemas.openxmlformats.org/officeDocument/2006/relationships" xmlns:v="urn:schemas-microsoft-com:vml" xmlns:w10="urn:schemas-microsoft-com:office:word" xmlns:w14="http://schemas.microsoft.com/office/word/2010/wordml" xmlns:w="http://schemas.openxmlformats.org/wordprocessingml/2006/main" xmlns:wne="http://schemas.microsoft.com/office/word/2006/wordml" xmlns:wp14="http://schemas.microsoft.com/office/word/2010/wordprocessingDrawing" xmlns:wp="http://schemas.openxmlformats.org/drawingml/2006/wordprocessingDrawing" xmlns:wpc="http://schemas.microsoft.com/office/word/2010/wordprocessingCanvas" xmlns:wpg="http://schemas.microsoft.com/office/word/2010/wordprocessingGroup" xmlns:wpi="http://schemas.microsoft.com/office/word/2010/wordprocessingInk" xmlns:wps="http://schemas.microsoft.com/office/word/2010/wordprocessingShape" mc:Ignorable="w14 wp14">
+  <w:p>
+    <w:pPr>
+      <w:pStyle w:val="Footer"/>
+    </w:pPr>
+  </w:p>
+</w:ftr>
+</file>
+
+<file path=word/footer3.xml><?xml version="1.0" encoding="utf-8"?>
+<w:ftr xmlns:m="http://schemas.openxmlformats.org/officeDocument/2006/math" xmlns:mc="http://schemas.openxmlformats.org/markup-compatibility/2006" xmlns:mo="http://schemas.microsoft.com/office/mac/office/2008/main" xmlns:mv="urn:schemas-microsoft-com:mac:vml" xmlns:o="urn:schemas-microsoft-com:office:office" xmlns:r="http://schemas.openxmlformats.org/officeDocument/2006/relationships" xmlns:v="urn:schemas-microsoft-com:vml" xmlns:w10="urn:schemas-microsoft-com:office:word" xmlns:w14="http://schemas.microsoft.com/office/word/2010/wordml" xmlns:w="http://schemas.openxmlformats.org/wordprocessingml/2006/main" xmlns:wne="http://schemas.microsoft.com/office/word/2006/wordml" xmlns:wp14="http://schemas.microsoft.com/office/word/2010/wordprocessingDrawing" xmlns:wp="http://schemas.openxmlformats.org/drawingml/2006/wordprocessingDrawing" xmlns:wpc="http://schemas.microsoft.com/office/word/2010/wordprocessingCanvas" xmlns:wpg="http://schemas.microsoft.com/office/word/2010/wordprocessingGroup" xmlns:wpi="http://schemas.microsoft.com/office/word/2010/wordprocessingInk" xmlns:wps="http://schemas.microsoft.com/office/word/2010/wordprocessingShape" mc:Ignorable="w14 wp14">
+  <w:p>
+    <w:pPr>
+      <w:pStyle w:val="Footer"/>
+    </w:pPr>
+  </w:p>
+</w:ftr>
+</file>
+
 <file path=word/footnotes.xml><?xml version="1.0" encoding="utf-8"?>
 <w:footnotes xmlns:wpc="http://schemas.microsoft.com/office/word/2010/wordprocessingCanvas" xmlns:mc="http://schemas.openxmlformats.org/markup-compatibility/2006" xmlns:o="urn:schemas-microsoft-com:office:office" xmlns:r="http://schemas.openxmlformats.org/officeDocument/2006/relationships" xmlns:m="http://schemas.openxmlformats.org/officeDocument/2006/math" xmlns:v="urn:schemas-microsoft-com:vml" xmlns:wp14="http://schemas.microsoft.com/office/word/2010/wordprocessingDrawing" xmlns:wp="http://schemas.openxmlformats.org/drawingml/2006/wordprocessingDrawing" xmlns:w10="urn:schemas-microsoft-com:office:word" xmlns:w="http://schemas.openxmlformats.org/wordprocessingml/2006/main" xmlns:w14="http://schemas.microsoft.com/office/word/2010/wordml" xmlns:w15="http://schemas.microsoft.com/office/word/2012/wordml" xmlns:wpg="http://schemas.microsoft.com/office/word/2010/wordprocessingGroup" xmlns:wpi="http://schemas.microsoft.com/office/word/2010/wordprocessingInk" xmlns:wne="http://schemas.microsoft.com/office/word/2006/wordml" xmlns:wps="http://schemas.microsoft.com/office/word/2010/wordprocessingShape" mc:Ignorable="w14 w15 wp14">
   <w:footnote w:type="separator" w:id="-1">
@@ -1244,6 +1292,36 @@
     </w:p>
   </w:footnote>
 </w:footnotes>
+</file>
+
+<file path=word/header1.xml><?xml version="1.0" encoding="utf-8"?>
+<w:hdr xmlns:m="http://schemas.openxmlformats.org/officeDocument/2006/math" xmlns:mc="http://schemas.openxmlformats.org/markup-compatibility/2006" xmlns:mo="http://schemas.microsoft.com/office/mac/office/2008/main" xmlns:mv="urn:schemas-microsoft-com:mac:vml" xmlns:o="urn:schemas-microsoft-com:office:office" xmlns:r="http://schemas.openxmlformats.org/officeDocument/2006/relationships" xmlns:v="urn:schemas-microsoft-com:vml" xmlns:w10="urn:schemas-microsoft-com:office:word" xmlns:w14="http://schemas.microsoft.com/office/word/2010/wordml" xmlns:w="http://schemas.openxmlformats.org/wordprocessingml/2006/main" xmlns:wne="http://schemas.microsoft.com/office/word/2006/wordml" xmlns:wp14="http://schemas.microsoft.com/office/word/2010/wordprocessingDrawing" xmlns:wp="http://schemas.openxmlformats.org/drawingml/2006/wordprocessingDrawing" xmlns:wpc="http://schemas.microsoft.com/office/word/2010/wordprocessingCanvas" xmlns:wpg="http://schemas.microsoft.com/office/word/2010/wordprocessingGroup" xmlns:wpi="http://schemas.microsoft.com/office/word/2010/wordprocessingInk" xmlns:wps="http://schemas.microsoft.com/office/word/2010/wordprocessingShape" mc:Ignorable="w14 wp14">
+  <w:p>
+    <w:pPr>
+      <w:pStyle w:val="Header"/>
+    </w:pPr>
+  </w:p>
+</w:hdr>
+</file>
+
+<file path=word/header2.xml><?xml version="1.0" encoding="utf-8"?>
+<w:hdr xmlns:m="http://schemas.openxmlformats.org/officeDocument/2006/math" xmlns:mc="http://schemas.openxmlformats.org/markup-compatibility/2006" xmlns:mo="http://schemas.microsoft.com/office/mac/office/2008/main" xmlns:mv="urn:schemas-microsoft-com:mac:vml" xmlns:o="urn:schemas-microsoft-com:office:office" xmlns:r="http://schemas.openxmlformats.org/officeDocument/2006/relationships" xmlns:v="urn:schemas-microsoft-com:vml" xmlns:w10="urn:schemas-microsoft-com:office:word" xmlns:w14="http://schemas.microsoft.com/office/word/2010/wordml" xmlns:w="http://schemas.openxmlformats.org/wordprocessingml/2006/main" xmlns:wne="http://schemas.microsoft.com/office/word/2006/wordml" xmlns:wp14="http://schemas.microsoft.com/office/word/2010/wordprocessingDrawing" xmlns:wp="http://schemas.openxmlformats.org/drawingml/2006/wordprocessingDrawing" xmlns:wpc="http://schemas.microsoft.com/office/word/2010/wordprocessingCanvas" xmlns:wpg="http://schemas.microsoft.com/office/word/2010/wordprocessingGroup" xmlns:wpi="http://schemas.microsoft.com/office/word/2010/wordprocessingInk" xmlns:wps="http://schemas.microsoft.com/office/word/2010/wordprocessingShape" mc:Ignorable="w14 wp14">
+  <w:p>
+    <w:pPr>
+      <w:pStyle w:val="Header"/>
+    </w:pPr>
+  </w:p>
+</w:hdr>
+</file>
+
+<file path=word/header3.xml><?xml version="1.0" encoding="utf-8"?>
+<w:hdr xmlns:m="http://schemas.openxmlformats.org/officeDocument/2006/math" xmlns:mc="http://schemas.openxmlformats.org/markup-compatibility/2006" xmlns:mo="http://schemas.microsoft.com/office/mac/office/2008/main" xmlns:mv="urn:schemas-microsoft-com:mac:vml" xmlns:o="urn:schemas-microsoft-com:office:office" xmlns:r="http://schemas.openxmlformats.org/officeDocument/2006/relationships" xmlns:v="urn:schemas-microsoft-com:vml" xmlns:w10="urn:schemas-microsoft-com:office:word" xmlns:w14="http://schemas.microsoft.com/office/word/2010/wordml" xmlns:w="http://schemas.openxmlformats.org/wordprocessingml/2006/main" xmlns:wne="http://schemas.microsoft.com/office/word/2006/wordml" xmlns:wp14="http://schemas.microsoft.com/office/word/2010/wordprocessingDrawing" xmlns:wp="http://schemas.openxmlformats.org/drawingml/2006/wordprocessingDrawing" xmlns:wpc="http://schemas.microsoft.com/office/word/2010/wordprocessingCanvas" xmlns:wpg="http://schemas.microsoft.com/office/word/2010/wordprocessingGroup" xmlns:wpi="http://schemas.microsoft.com/office/word/2010/wordprocessingInk" xmlns:wps="http://schemas.microsoft.com/office/word/2010/wordprocessingShape" mc:Ignorable="w14 wp14">
+  <w:p>
+    <w:pPr>
+      <w:pStyle w:val="Header"/>
+    </w:pPr>
+  </w:p>
+</w:hdr>
 </file>
 
 <file path=word/numbering.xml><?xml version="1.0" encoding="utf-8"?>

--- a/test_data/smlouva29_anon.docx
+++ b/test_data/smlouva29_anon.docx
@@ -322,7 +322,7 @@
           </w:tcPr>
           <w:p>
             <w:r>
-              <w:t>[[PERSON_62]]</w:t>
+              <w:t>[[PERSON_64]]</w:t>
             </w:r>
           </w:p>
         </w:tc>
@@ -372,7 +372,7 @@
           </w:tcPr>
           <w:p>
             <w:r>
-              <w:t>[[PERSON_63]]</w:t>
+              <w:t>[[PERSON_65]]</w:t>
             </w:r>
           </w:p>
         </w:tc>
@@ -422,7 +422,7 @@
           </w:tcPr>
           <w:p>
             <w:r>
-              <w:t>[[PERSON_64]]</w:t>
+              <w:t>[[PERSON_66]]</w:t>
             </w:r>
           </w:p>
         </w:tc>
@@ -472,7 +472,7 @@
           </w:tcPr>
           <w:p>
             <w:r>
-              <w:t>[[PERSON_65]]</w:t>
+              <w:t>[[PERSON_67]]</w:t>
             </w:r>
           </w:p>
         </w:tc>
@@ -522,7 +522,7 @@
           </w:tcPr>
           <w:p>
             <w:r>
-              <w:t>[[PERSON_66]]</w:t>
+              <w:t>[[PERSON_68]]</w:t>
             </w:r>
           </w:p>
         </w:tc>
@@ -572,7 +572,7 @@
           </w:tcPr>
           <w:p>
             <w:r>
-              <w:t>[[PERSON_67]]</w:t>
+              <w:t>[[PERSON_69]]</w:t>
             </w:r>
           </w:p>
         </w:tc>
@@ -622,7 +622,7 @@
           </w:tcPr>
           <w:p>
             <w:r>
-              <w:t>[[PERSON_68]]</w:t>
+              <w:t>[[PERSON_70]]</w:t>
             </w:r>
           </w:p>
         </w:tc>
@@ -672,7 +672,7 @@
           </w:tcPr>
           <w:p>
             <w:r>
-              <w:t>[[PERSON_69]]</w:t>
+              <w:t>[[PERSON_71]]</w:t>
             </w:r>
           </w:p>
         </w:tc>
@@ -722,7 +722,7 @@
           </w:tcPr>
           <w:p>
             <w:r>
-              <w:t>[[PERSON_70]]</w:t>
+              <w:t>[[PERSON_72]]</w:t>
             </w:r>
           </w:p>
         </w:tc>
@@ -772,7 +772,7 @@
           </w:tcPr>
           <w:p>
             <w:r>
-              <w:t>[[PERSON_71]]</w:t>
+              <w:t>[[PERSON_73]]</w:t>
             </w:r>
           </w:p>
         </w:tc>
@@ -1004,7 +1004,7 @@
         <w:spacing w:before="30" w:after="30"/>
       </w:pPr>
       <w:r>
-        <w:t>• [[PERSON_54]] ([[BIRTH_ID_52]], ŘP č. [[ID_CARD_4]]) - poškozený dopravní nehoda, náhrada 840 000 Kč</w:t>
+        <w:t>• [[PERSON_54]] ([[BIRTH_ID_52]], ŘP [[ID_CARD_4]]) - poškozený dopravní nehoda, náhrada 840 000 Kč</w:t>
       </w:r>
     </w:p>
     <w:p>
@@ -1152,7 +1152,7 @@
         <w:spacing w:before="30" w:after="30"/>
       </w:pPr>
       <w:r>
-        <w:t>✓ Vzácná česká jména: [[PERSON_67]], [[PERSON_69]], [[PERSON_65]], [[PERSON_43]], [[PERSON_70]]</w:t>
+        <w:t>✓ Vzácná česká jména: [[PERSON_63]], [[PERSON_62]], [[PERSON_72]]</w:t>
       </w:r>
     </w:p>
     <w:p>
